--- a/lab-materials/lab09/files/lab09_project_example.docx
+++ b/lab-materials/lab09/files/lab09_project_example.docx
@@ -81,6 +81,9 @@
       <w:pPr>
         <w:pStyle w:val="FirstParagraph"/>
       </w:pPr>
+      <w:r>
+        <w:t xml:space="preserve">Correspondence concerning this article should be addressed to Ev A. Lynn, Practicing Until Perfect University</w:t>
+      </w:r>
     </w:p>
     <w:p>
       <w:r>
